--- a/S04/Lecture-Notes-S04.docx
+++ b/S04/Lecture-Notes-S04.docx
@@ -2,7 +2,7 @@
 <file path=word/document.xml><?xml version="1.0" encoding="utf-8"?>
 <w:document xmlns:w="http://schemas.openxmlformats.org/wordprocessingml/2006/main" xmlns:m="http://schemas.openxmlformats.org/officeDocument/2006/math" xmlns:r="http://schemas.openxmlformats.org/officeDocument/2006/relationships" xmlns:o="urn:schemas-microsoft-com:office:office" xmlns:v="urn:schemas-microsoft-com:vml" xmlns:w10="urn:schemas-microsoft-com:office:word" xmlns:a="http://schemas.openxmlformats.org/drawingml/2006/main" xmlns:pic="http://schemas.openxmlformats.org/drawingml/2006/picture" xmlns:wp="http://schemas.openxmlformats.org/drawingml/2006/wordprocessingDrawing">
   <w:body>
-    <w:bookmarkStart w:id="13" w:name="Xffdeb91f4abb44f6efe3b52b16af162c91aa168"/>
+    <w:bookmarkStart w:id="14" w:name="Xffdeb91f4abb44f6efe3b52b16af162c91aa168"/>
     <w:p>
       <w:pPr>
         <w:pStyle w:val="Heading1"/>
@@ -42,7 +42,21 @@
         <w:t xml:space="preserve"> </w:t>
       </w:r>
       <w:r>
-        <w:t xml:space="preserve">Nguyễn An Khương (Khoa Khoa học &amp; Kỹ thuật Máy tính, Trường ĐHBK Tp. HCM)</w:t>
+        <w:t xml:space="preserve">Nguyễn An Khương (Khoa Khoa học &amp; Kỹ thuật Máy tính, Trường ĐHBK Tp. HCM ·</w:t>
+      </w:r>
+      <w:r>
+        <w:t xml:space="preserve"> </w:t>
+      </w:r>
+      <w:hyperlink r:id="rId9">
+        <w:r>
+          <w:rPr>
+            <w:rStyle w:val="Hyperlink"/>
+          </w:rPr>
+          <w:t xml:space="preserve">ORCID: 0000-0002-9910-6387</w:t>
+        </w:r>
+      </w:hyperlink>
+      <w:r>
+        <w:t xml:space="preserve">)</w:t>
       </w:r>
       <w:r>
         <w:br/>
@@ -68,7 +82,7 @@
         </w:pict>
       </w:r>
     </w:p>
-    <w:bookmarkStart w:id="9" w:name="bản-chất-kỹ-thuật-của-ocsp-stapling"/>
+    <w:bookmarkStart w:id="10" w:name="bản-chất-kỹ-thuật-của-ocsp-stapling"/>
     <w:p>
       <w:pPr>
         <w:pStyle w:val="Heading2"/>
@@ -181,8 +195,8 @@
         </w:pict>
       </w:r>
     </w:p>
-    <w:bookmarkEnd w:id="9"/>
-    <w:bookmarkStart w:id="10" w:name="kiểm-định-tính-tuân-thủ-x.509-với-zlint"/>
+    <w:bookmarkEnd w:id="10"/>
+    <w:bookmarkStart w:id="11" w:name="kiểm-định-tính-tuân-thủ-x.509-với-zlint"/>
     <w:p>
       <w:pPr>
         <w:pStyle w:val="Heading2"/>
@@ -275,8 +289,8 @@
         </w:pict>
       </w:r>
     </w:p>
-    <w:bookmarkEnd w:id="10"/>
-    <w:bookmarkStart w:id="11" w:name="thực-hành-lệnh-kiểm-tra-trạng-thái"/>
+    <w:bookmarkEnd w:id="11"/>
+    <w:bookmarkStart w:id="12" w:name="thực-hành-lệnh-kiểm-tra-trạng-thái"/>
     <w:p>
       <w:pPr>
         <w:pStyle w:val="Heading2"/>
@@ -441,8 +455,8 @@
         </w:pict>
       </w:r>
     </w:p>
-    <w:bookmarkEnd w:id="11"/>
-    <w:bookmarkStart w:id="12" w:name="tài-liệu-tham-khảo-mở-rộng"/>
+    <w:bookmarkEnd w:id="12"/>
+    <w:bookmarkStart w:id="13" w:name="tài-liệu-tham-khảo-mở-rộng"/>
     <w:p>
       <w:pPr>
         <w:pStyle w:val="Heading2"/>
@@ -496,8 +510,8 @@
         <w:t xml:space="preserve">, ACM Queue, 2014.</w:t>
       </w:r>
     </w:p>
-    <w:bookmarkEnd w:id="12"/>
     <w:bookmarkEnd w:id="13"/>
+    <w:bookmarkEnd w:id="14"/>
     <w:sectPr>
       <w:footnotePr>
         <w:numRestart w:val="eachSect"/>
